--- a/zht/docx/093.content.docx
+++ b/zht/docx/093.content.docx
@@ -150,26 +150,6 @@
           <w:lang w:val="zh_TW" w:bidi="zh_TW"/>
         </w:rPr>
         <w:t>xiao</w:t>
-      </w:r>
-      <w:r>
-        <w:rPr>
-          <w:lang w:val="zh_TW" w:bidi="zh_TW"/>
-        </w:rPr>
-      </w:r>
-    </w:p>
-    <w:p>
-      <w:pPr/>
-      <w:r>
-        <w:rPr>
-          <w:lang w:val="zh_TW" w:bidi="zh_TW"/>
-        </w:rPr>
-      </w:r>
-      <w:r>
-        <w:rPr>
-          <w:i/>
-          <w:lang w:val="zh_TW" w:bidi="zh_TW"/>
-        </w:rPr>
-        <w:t>小角, 小信</w:t>
       </w:r>
       <w:r>
         <w:rPr>

--- a/zht/docx/093.content.docx
+++ b/zht/docx/093.content.docx
@@ -19,7 +19,7 @@
         <w:rPr>
           <w:lang w:val="zh_TW" w:bidi="zh_TW"/>
         </w:rPr>
-        <w:t>Resource: Study Notes - Themes (Tyndale)</w:t>
+        <w:t>Resource: Tyndale Open Study Notes</w:t>
       </w:r>
       <w:r>
         <w:rPr>
@@ -112,7 +112,7 @@
         <w:rPr>
           <w:lang w:val="zh_TW" w:bidi="zh_TW"/>
         </w:rPr>
-        <w:t>Study Notes - Themes (Tyndale)</w:t>
+        <w:t>Tyndale Open Study Notes</w:t>
       </w:r>
     </w:p>
     <w:p>

--- a/zht/docx/093.content.docx
+++ b/zht/docx/093.content.docx
@@ -19,7 +19,7 @@
         <w:rPr>
           <w:lang w:val="zh_TW" w:bidi="zh_TW"/>
         </w:rPr>
-        <w:t>Resource: Tyndale Open Study Notes</w:t>
+        <w:t>Resource: Aquifer Open Study Notes (Themes)</w:t>
       </w:r>
       <w:r>
         <w:rPr>
@@ -112,7 +112,7 @@
         <w:rPr>
           <w:lang w:val="zh_TW" w:bidi="zh_TW"/>
         </w:rPr>
-        <w:t>Tyndale Open Study Notes</w:t>
+        <w:t>Aquifer Open Study Notes (Themes)</w:t>
       </w:r>
     </w:p>
     <w:p>

--- a/zht/docx/093.content.docx
+++ b/zht/docx/093.content.docx
@@ -261,126 +261,84 @@
         </w:rPr>
         <w:t>小角是什麼或者是誰？</w:t>
       </w:r>
-      <w:hyperlink r:id="rId13">
-        <w:r>
-          <w:rPr>
-            <w:lang w:val="zh_TW" w:bidi="zh_TW"/>
-          </w:rPr>
-          <w:rPr>
-            <w:color w:val="0000EE"/>
-            <w:u w:val="single"/>
-          </w:rPr>
-          <w:t>但以理書七章8節</w:t>
-        </w:r>
-      </w:hyperlink>
+      <w:r>
+        <w:rPr>
+          <w:lang w:val="zh_TW" w:bidi="zh_TW"/>
+        </w:rPr>
+        <w:t>但以理書七章8節</w:t>
+      </w:r>
       <w:r>
         <w:rPr>
           <w:lang w:val="zh_TW" w:bidi="zh_TW"/>
         </w:rPr>
         <w:t>中的小角與</w:t>
       </w:r>
-      <w:hyperlink r:id="rId14">
-        <w:r>
-          <w:rPr>
-            <w:lang w:val="zh_TW" w:bidi="zh_TW"/>
-          </w:rPr>
-          <w:rPr>
-            <w:color w:val="0000EE"/>
-            <w:u w:val="single"/>
-          </w:rPr>
-          <w:t>九章27節</w:t>
-        </w:r>
-      </w:hyperlink>
+      <w:r>
+        <w:rPr>
+          <w:lang w:val="zh_TW" w:bidi="zh_TW"/>
+        </w:rPr>
+        <w:t>九章27節</w:t>
+      </w:r>
       <w:r>
         <w:rPr>
           <w:lang w:val="zh_TW" w:bidi="zh_TW"/>
         </w:rPr>
         <w:t>和</w:t>
       </w:r>
-      <w:hyperlink r:id="rId15">
-        <w:r>
-          <w:rPr>
-            <w:lang w:val="zh_TW" w:bidi="zh_TW"/>
-          </w:rPr>
-          <w:rPr>
-            <w:color w:val="0000EE"/>
-            <w:u w:val="single"/>
-          </w:rPr>
-          <w:t>十一章40至45節</w:t>
-        </w:r>
-      </w:hyperlink>
+      <w:r>
+        <w:rPr>
+          <w:lang w:val="zh_TW" w:bidi="zh_TW"/>
+        </w:rPr>
+        <w:t>十一章40至45節</w:t>
+      </w:r>
       <w:r>
         <w:rPr>
           <w:lang w:val="zh_TW" w:bidi="zh_TW"/>
         </w:rPr>
         <w:t>中的惡者有關。安提阿古·伊皮法尼（安提阿古四世）與</w:t>
       </w:r>
-      <w:hyperlink r:id="rId13">
-        <w:r>
-          <w:rPr>
-            <w:lang w:val="zh_TW" w:bidi="zh_TW"/>
-          </w:rPr>
-          <w:rPr>
-            <w:color w:val="0000EE"/>
-            <w:u w:val="single"/>
-          </w:rPr>
-          <w:t>七章8節</w:t>
-        </w:r>
-      </w:hyperlink>
+      <w:r>
+        <w:rPr>
+          <w:lang w:val="zh_TW" w:bidi="zh_TW"/>
+        </w:rPr>
+        <w:t>七章8節</w:t>
+      </w:r>
       <w:r>
         <w:rPr>
           <w:lang w:val="zh_TW" w:bidi="zh_TW"/>
         </w:rPr>
         <w:t>中的小角有相似之處，但他們並不完全相同（</w:t>
       </w:r>
-      <w:hyperlink r:id="rId16">
-        <w:r>
-          <w:rPr>
-            <w:lang w:val="zh_TW" w:bidi="zh_TW"/>
-          </w:rPr>
-          <w:rPr>
-            <w:color w:val="0000EE"/>
-            <w:u w:val="single"/>
-          </w:rPr>
-          <w:t>8:9–14</w:t>
-        </w:r>
-      </w:hyperlink>
+      <w:r>
+        <w:rPr>
+          <w:lang w:val="zh_TW" w:bidi="zh_TW"/>
+        </w:rPr>
+        <w:t>8:9–14</w:t>
+      </w:r>
       <w:r>
         <w:rPr>
           <w:lang w:val="zh_TW" w:bidi="zh_TW"/>
         </w:rPr>
         <w:t>、</w:t>
       </w:r>
-      <w:hyperlink r:id="rId17">
-        <w:r>
-          <w:rPr>
-            <w:lang w:val="zh_TW" w:bidi="zh_TW"/>
-          </w:rPr>
-          <w:rPr>
-            <w:color w:val="0000EE"/>
-            <w:u w:val="single"/>
-          </w:rPr>
-          <w:t>23–25</w:t>
-        </w:r>
-      </w:hyperlink>
+      <w:r>
+        <w:rPr>
+          <w:lang w:val="zh_TW" w:bidi="zh_TW"/>
+        </w:rPr>
+        <w:t>23–25</w:t>
+      </w:r>
       <w:r>
         <w:rPr>
           <w:lang w:val="zh_TW" w:bidi="zh_TW"/>
         </w:rPr>
         <w:t>，</w:t>
       </w:r>
-      <w:hyperlink r:id="rId18">
-        <w:r>
-          <w:rPr>
-            <w:lang w:val="zh_TW" w:bidi="zh_TW"/>
-          </w:rPr>
-          <w:rPr>
-            <w:color w:val="0000EE"/>
-            <w:u w:val="single"/>
-          </w:rPr>
-          <w:t>11:21–39</w:t>
-        </w:r>
-      </w:hyperlink>
+      <w:r>
+        <w:rPr>
+          <w:lang w:val="zh_TW" w:bidi="zh_TW"/>
+        </w:rPr>
+        <w:t>11:21–39</w:t>
+      </w:r>
       <w:r>
         <w:rPr>
           <w:lang w:val="zh_TW" w:bidi="zh_TW"/>
@@ -415,180 +373,120 @@
         </w:rPr>
         <w:t>有些人將小角視為抵擋神及其子民的邪惡象徵。一些解經家認為沒有任何個人能實現這個異象。反之，他們相信這代表世界上的邪惡勢力。另一些人則相信敵基督者已經出現。新約聖經暗示敵基督的概念將在最終實現（見</w:t>
       </w:r>
-      <w:hyperlink r:id="rId19">
-        <w:r>
-          <w:rPr>
-            <w:lang w:val="zh_TW" w:bidi="zh_TW"/>
-          </w:rPr>
-          <w:rPr>
-            <w:color w:val="0000EE"/>
-            <w:u w:val="single"/>
-          </w:rPr>
-          <w:t>帖後2:3–12</w:t>
-        </w:r>
-      </w:hyperlink>
+      <w:r>
+        <w:rPr>
+          <w:lang w:val="zh_TW" w:bidi="zh_TW"/>
+        </w:rPr>
+        <w:t>帖後2:3–12</w:t>
+      </w:r>
       <w:r>
         <w:rPr>
           <w:lang w:val="zh_TW" w:bidi="zh_TW"/>
         </w:rPr>
         <w:t>；</w:t>
       </w:r>
-      <w:hyperlink r:id="rId20">
-        <w:r>
-          <w:rPr>
-            <w:lang w:val="zh_TW" w:bidi="zh_TW"/>
-          </w:rPr>
-          <w:rPr>
-            <w:color w:val="0000EE"/>
-            <w:u w:val="single"/>
-          </w:rPr>
-          <w:t>約一2:18</w:t>
-        </w:r>
-      </w:hyperlink>
+      <w:r>
+        <w:rPr>
+          <w:lang w:val="zh_TW" w:bidi="zh_TW"/>
+        </w:rPr>
+        <w:t>約一2:18</w:t>
+      </w:r>
       <w:r>
         <w:rPr>
           <w:lang w:val="zh_TW" w:bidi="zh_TW"/>
         </w:rPr>
         <w:t>，</w:t>
       </w:r>
-      <w:hyperlink r:id="rId21">
-        <w:r>
-          <w:rPr>
-            <w:lang w:val="zh_TW" w:bidi="zh_TW"/>
-          </w:rPr>
-          <w:rPr>
-            <w:color w:val="0000EE"/>
-            <w:u w:val="single"/>
-          </w:rPr>
-          <w:t>4:3</w:t>
-        </w:r>
-      </w:hyperlink>
+      <w:r>
+        <w:rPr>
+          <w:lang w:val="zh_TW" w:bidi="zh_TW"/>
+        </w:rPr>
+        <w:t>4:3</w:t>
+      </w:r>
       <w:r>
         <w:rPr>
           <w:lang w:val="zh_TW" w:bidi="zh_TW"/>
         </w:rPr>
         <w:t>；</w:t>
       </w:r>
-      <w:hyperlink r:id="rId22">
-        <w:r>
-          <w:rPr>
-            <w:lang w:val="zh_TW" w:bidi="zh_TW"/>
-          </w:rPr>
-          <w:rPr>
-            <w:color w:val="0000EE"/>
-            <w:u w:val="single"/>
-          </w:rPr>
-          <w:t>約二1:7</w:t>
-        </w:r>
-      </w:hyperlink>
+      <w:r>
+        <w:rPr>
+          <w:lang w:val="zh_TW" w:bidi="zh_TW"/>
+        </w:rPr>
+        <w:t>約二1:7</w:t>
+      </w:r>
       <w:r>
         <w:rPr>
           <w:lang w:val="zh_TW" w:bidi="zh_TW"/>
         </w:rPr>
         <w:t>；</w:t>
       </w:r>
-      <w:hyperlink r:id="rId23">
-        <w:r>
-          <w:rPr>
-            <w:lang w:val="zh_TW" w:bidi="zh_TW"/>
-          </w:rPr>
-          <w:rPr>
-            <w:color w:val="0000EE"/>
-            <w:u w:val="single"/>
-          </w:rPr>
-          <w:t>啟13:1</w:t>
-        </w:r>
-      </w:hyperlink>
+      <w:r>
+        <w:rPr>
+          <w:lang w:val="zh_TW" w:bidi="zh_TW"/>
+        </w:rPr>
+        <w:t>啟13:1</w:t>
+      </w:r>
       <w:r>
         <w:rPr>
           <w:lang w:val="zh_TW" w:bidi="zh_TW"/>
         </w:rPr>
         <w:t>、</w:t>
       </w:r>
-      <w:hyperlink r:id="rId24">
-        <w:r>
-          <w:rPr>
-            <w:lang w:val="zh_TW" w:bidi="zh_TW"/>
-          </w:rPr>
-          <w:rPr>
-            <w:color w:val="0000EE"/>
-            <w:u w:val="single"/>
-          </w:rPr>
-          <w:t>5</w:t>
-        </w:r>
-      </w:hyperlink>
+      <w:r>
+        <w:rPr>
+          <w:lang w:val="zh_TW" w:bidi="zh_TW"/>
+        </w:rPr>
+        <w:t>5</w:t>
+      </w:r>
       <w:r>
         <w:rPr>
           <w:lang w:val="zh_TW" w:bidi="zh_TW"/>
         </w:rPr>
         <w:t>，</w:t>
       </w:r>
-      <w:hyperlink r:id="rId25">
-        <w:r>
-          <w:rPr>
-            <w:lang w:val="zh_TW" w:bidi="zh_TW"/>
-          </w:rPr>
-          <w:rPr>
-            <w:color w:val="0000EE"/>
-            <w:u w:val="single"/>
-          </w:rPr>
-          <w:t>16:13–14</w:t>
-        </w:r>
-      </w:hyperlink>
+      <w:r>
+        <w:rPr>
+          <w:lang w:val="zh_TW" w:bidi="zh_TW"/>
+        </w:rPr>
+        <w:t>16:13–14</w:t>
+      </w:r>
       <w:r>
         <w:rPr>
           <w:lang w:val="zh_TW" w:bidi="zh_TW"/>
         </w:rPr>
         <w:t>，</w:t>
       </w:r>
-      <w:hyperlink r:id="rId26">
-        <w:r>
-          <w:rPr>
-            <w:lang w:val="zh_TW" w:bidi="zh_TW"/>
-          </w:rPr>
-          <w:rPr>
-            <w:color w:val="0000EE"/>
-            <w:u w:val="single"/>
-          </w:rPr>
-          <w:t>17:11</w:t>
-        </w:r>
-      </w:hyperlink>
+      <w:r>
+        <w:rPr>
+          <w:lang w:val="zh_TW" w:bidi="zh_TW"/>
+        </w:rPr>
+        <w:t>17:11</w:t>
+      </w:r>
       <w:r>
         <w:rPr>
           <w:lang w:val="zh_TW" w:bidi="zh_TW"/>
         </w:rPr>
         <w:t>，</w:t>
       </w:r>
-      <w:hyperlink r:id="rId27">
-        <w:r>
-          <w:rPr>
-            <w:lang w:val="zh_TW" w:bidi="zh_TW"/>
-          </w:rPr>
-          <w:rPr>
-            <w:color w:val="0000EE"/>
-            <w:u w:val="single"/>
-          </w:rPr>
-          <w:t>19:20–21</w:t>
-        </w:r>
-      </w:hyperlink>
+      <w:r>
+        <w:rPr>
+          <w:lang w:val="zh_TW" w:bidi="zh_TW"/>
+        </w:rPr>
+        <w:t>19:20–21</w:t>
+      </w:r>
       <w:r>
         <w:rPr>
           <w:lang w:val="zh_TW" w:bidi="zh_TW"/>
         </w:rPr>
         <w:t>，</w:t>
       </w:r>
-      <w:hyperlink r:id="rId28">
-        <w:r>
-          <w:rPr>
-            <w:lang w:val="zh_TW" w:bidi="zh_TW"/>
-          </w:rPr>
-          <w:rPr>
-            <w:color w:val="0000EE"/>
-            <w:u w:val="single"/>
-          </w:rPr>
-          <w:t>20:10</w:t>
-        </w:r>
-      </w:hyperlink>
+      <w:r>
+        <w:rPr>
+          <w:lang w:val="zh_TW" w:bidi="zh_TW"/>
+        </w:rPr>
+        <w:t>20:10</w:t>
+      </w:r>
       <w:r>
         <w:rPr>
           <w:lang w:val="zh_TW" w:bidi="zh_TW"/>
@@ -609,54 +507,36 @@
         </w:rPr>
         <w:t>這小角提醒神的子民，邪惡者強烈抵擋神和祂的子民。這裡提到的王佔領著世界的國（</w:t>
       </w:r>
-      <w:hyperlink r:id="rId13">
-        <w:r>
-          <w:rPr>
-            <w:lang w:val="zh_TW" w:bidi="zh_TW"/>
-          </w:rPr>
-          <w:rPr>
-            <w:color w:val="0000EE"/>
-            <w:u w:val="single"/>
-          </w:rPr>
-          <w:t>但7:8</w:t>
-        </w:r>
-      </w:hyperlink>
+      <w:r>
+        <w:rPr>
+          <w:lang w:val="zh_TW" w:bidi="zh_TW"/>
+        </w:rPr>
+        <w:t>但7:8</w:t>
+      </w:r>
       <w:r>
         <w:rPr>
           <w:lang w:val="zh_TW" w:bidi="zh_TW"/>
         </w:rPr>
         <w:t>）。但他的邪惡體系不會得勝，因為神將摧毀邪惡。神的子民可以得到安慰，因為知道這段邪惡的時間不會持續太久（</w:t>
       </w:r>
-      <w:hyperlink r:id="rId29">
-        <w:r>
-          <w:rPr>
-            <w:lang w:val="zh_TW" w:bidi="zh_TW"/>
-          </w:rPr>
-          <w:rPr>
-            <w:color w:val="0000EE"/>
-            <w:u w:val="single"/>
-          </w:rPr>
-          <w:t>啟12:12</w:t>
-        </w:r>
-      </w:hyperlink>
+      <w:r>
+        <w:rPr>
+          <w:lang w:val="zh_TW" w:bidi="zh_TW"/>
+        </w:rPr>
+        <w:t>啟12:12</w:t>
+      </w:r>
       <w:r>
         <w:rPr>
           <w:lang w:val="zh_TW" w:bidi="zh_TW"/>
         </w:rPr>
         <w:t>）。神將摧毀這邪惡國度的作為（</w:t>
       </w:r>
-      <w:hyperlink r:id="rId30">
-        <w:r>
-          <w:rPr>
-            <w:lang w:val="zh_TW" w:bidi="zh_TW"/>
-          </w:rPr>
-          <w:rPr>
-            <w:color w:val="0000EE"/>
-            <w:u w:val="single"/>
-          </w:rPr>
-          <w:t>但7:11–12</w:t>
-        </w:r>
-      </w:hyperlink>
+      <w:r>
+        <w:rPr>
+          <w:lang w:val="zh_TW" w:bidi="zh_TW"/>
+        </w:rPr>
+        <w:t>但7:11–12</w:t>
+      </w:r>
       <w:r>
         <w:rPr>
           <w:lang w:val="zh_TW" w:bidi="zh_TW"/>
@@ -677,54 +557,36 @@
         </w:rPr>
         <w:t>神所揀選的統治者，看起來「像人子」（看起來像一個人），被神（在此異象中被稱為「亙古常在者」，</w:t>
       </w:r>
-      <w:hyperlink r:id="rId31">
-        <w:r>
-          <w:rPr>
-            <w:lang w:val="zh_TW" w:bidi="zh_TW"/>
-          </w:rPr>
-          <w:rPr>
-            <w:color w:val="0000EE"/>
-            <w:u w:val="single"/>
-          </w:rPr>
-          <w:t>但7:13–14</w:t>
-        </w:r>
-      </w:hyperlink>
+      <w:r>
+        <w:rPr>
+          <w:lang w:val="zh_TW" w:bidi="zh_TW"/>
+        </w:rPr>
+        <w:t>但7:13–14</w:t>
+      </w:r>
       <w:r>
         <w:rPr>
           <w:lang w:val="zh_TW" w:bidi="zh_TW"/>
         </w:rPr>
         <w:t>）賦予權柄。祂將帶著神的授權和力量來統治，祂會統治一個無法被摧毀的王國。神鼓勵祂的子民忍耐並保持忠心。他們懷著對公義國度的盼望而生活，神將在那裡住在他們中間（見</w:t>
       </w:r>
-      <w:hyperlink r:id="rId32">
-        <w:r>
-          <w:rPr>
-            <w:lang w:val="zh_TW" w:bidi="zh_TW"/>
-          </w:rPr>
-          <w:rPr>
-            <w:color w:val="0000EE"/>
-            <w:u w:val="single"/>
-          </w:rPr>
-          <w:t>啟21:3</w:t>
-        </w:r>
-      </w:hyperlink>
+      <w:r>
+        <w:rPr>
+          <w:lang w:val="zh_TW" w:bidi="zh_TW"/>
+        </w:rPr>
+        <w:t>啟21:3</w:t>
+      </w:r>
       <w:r>
         <w:rPr>
           <w:lang w:val="zh_TW" w:bidi="zh_TW"/>
         </w:rPr>
         <w:t>）。「萬軍之耶和華的熱心必成就這事」（</w:t>
       </w:r>
-      <w:hyperlink r:id="rId33">
-        <w:r>
-          <w:rPr>
-            <w:lang w:val="zh_TW" w:bidi="zh_TW"/>
-          </w:rPr>
-          <w:rPr>
-            <w:color w:val="0000EE"/>
-            <w:u w:val="single"/>
-          </w:rPr>
-          <w:t>賽9:7</w:t>
-        </w:r>
-      </w:hyperlink>
+      <w:r>
+        <w:rPr>
+          <w:lang w:val="zh_TW" w:bidi="zh_TW"/>
+        </w:rPr>
+        <w:t>賽9:7</w:t>
+      </w:r>
       <w:r>
         <w:rPr>
           <w:lang w:val="zh_TW" w:bidi="zh_TW"/>
@@ -754,198 +616,132 @@
           <w:lang w:val="zh_TW" w:bidi="zh_TW"/>
         </w:rPr>
       </w:r>
-      <w:hyperlink r:id="rId13">
-        <w:r>
-          <w:rPr>
-            <w:lang w:val="zh_TW" w:bidi="zh_TW"/>
-          </w:rPr>
-          <w:rPr>
-            <w:color w:val="0000EE"/>
-            <w:u w:val="single"/>
-          </w:rPr>
-          <w:t>但7:8</w:t>
-        </w:r>
-      </w:hyperlink>
+      <w:r>
+        <w:rPr>
+          <w:lang w:val="zh_TW" w:bidi="zh_TW"/>
+        </w:rPr>
+        <w:t>但7:8</w:t>
+      </w:r>
       <w:r>
         <w:rPr>
           <w:lang w:val="zh_TW" w:bidi="zh_TW"/>
         </w:rPr>
         <w:t>、</w:t>
       </w:r>
-      <w:hyperlink r:id="rId34">
-        <w:r>
-          <w:rPr>
-            <w:lang w:val="zh_TW" w:bidi="zh_TW"/>
-          </w:rPr>
-          <w:rPr>
-            <w:color w:val="0000EE"/>
-            <w:u w:val="single"/>
-          </w:rPr>
-          <w:t>11</w:t>
-        </w:r>
-      </w:hyperlink>
+      <w:r>
+        <w:rPr>
+          <w:lang w:val="zh_TW" w:bidi="zh_TW"/>
+        </w:rPr>
+        <w:t>11</w:t>
+      </w:r>
       <w:r>
         <w:rPr>
           <w:lang w:val="zh_TW" w:bidi="zh_TW"/>
         </w:rPr>
         <w:t>、</w:t>
       </w:r>
-      <w:hyperlink r:id="rId35">
-        <w:r>
-          <w:rPr>
-            <w:lang w:val="zh_TW" w:bidi="zh_TW"/>
-          </w:rPr>
-          <w:rPr>
-            <w:color w:val="0000EE"/>
-            <w:u w:val="single"/>
-          </w:rPr>
-          <w:t>20–21</w:t>
-        </w:r>
-      </w:hyperlink>
+      <w:r>
+        <w:rPr>
+          <w:lang w:val="zh_TW" w:bidi="zh_TW"/>
+        </w:rPr>
+        <w:t>20–21</w:t>
+      </w:r>
       <w:r>
         <w:rPr>
           <w:lang w:val="zh_TW" w:bidi="zh_TW"/>
         </w:rPr>
         <w:t>、</w:t>
       </w:r>
-      <w:hyperlink r:id="rId36">
-        <w:r>
-          <w:rPr>
-            <w:lang w:val="zh_TW" w:bidi="zh_TW"/>
-          </w:rPr>
-          <w:rPr>
-            <w:color w:val="0000EE"/>
-            <w:u w:val="single"/>
-          </w:rPr>
-          <w:t>24–26</w:t>
-        </w:r>
-      </w:hyperlink>
+      <w:r>
+        <w:rPr>
+          <w:lang w:val="zh_TW" w:bidi="zh_TW"/>
+        </w:rPr>
+        <w:t>24–26</w:t>
+      </w:r>
       <w:r>
         <w:rPr>
           <w:lang w:val="zh_TW" w:bidi="zh_TW"/>
         </w:rPr>
         <w:t>，</w:t>
       </w:r>
-      <w:hyperlink r:id="rId37">
-        <w:r>
-          <w:rPr>
-            <w:lang w:val="zh_TW" w:bidi="zh_TW"/>
-          </w:rPr>
-          <w:rPr>
-            <w:color w:val="0000EE"/>
-            <w:u w:val="single"/>
-          </w:rPr>
-          <w:t>8:9–12</w:t>
-        </w:r>
-      </w:hyperlink>
+      <w:r>
+        <w:rPr>
+          <w:lang w:val="zh_TW" w:bidi="zh_TW"/>
+        </w:rPr>
+        <w:t>8:9–12</w:t>
+      </w:r>
       <w:r>
         <w:rPr>
           <w:lang w:val="zh_TW" w:bidi="zh_TW"/>
         </w:rPr>
         <w:t>，</w:t>
       </w:r>
-      <w:hyperlink r:id="rId38">
-        <w:r>
-          <w:rPr>
-            <w:lang w:val="zh_TW" w:bidi="zh_TW"/>
-          </w:rPr>
-          <w:rPr>
-            <w:color w:val="0000EE"/>
-            <w:u w:val="single"/>
-          </w:rPr>
-          <w:t>9:26–27</w:t>
-        </w:r>
-      </w:hyperlink>
+      <w:r>
+        <w:rPr>
+          <w:lang w:val="zh_TW" w:bidi="zh_TW"/>
+        </w:rPr>
+        <w:t>9:26–27</w:t>
+      </w:r>
       <w:r>
         <w:rPr>
           <w:lang w:val="zh_TW" w:bidi="zh_TW"/>
         </w:rPr>
         <w:t>；</w:t>
       </w:r>
-      <w:hyperlink r:id="rId39">
-        <w:r>
-          <w:rPr>
-            <w:lang w:val="zh_TW" w:bidi="zh_TW"/>
-          </w:rPr>
-          <w:rPr>
-            <w:color w:val="0000EE"/>
-            <w:u w:val="single"/>
-          </w:rPr>
-          <w:t>可13:14</w:t>
-        </w:r>
-      </w:hyperlink>
+      <w:r>
+        <w:rPr>
+          <w:lang w:val="zh_TW" w:bidi="zh_TW"/>
+        </w:rPr>
+        <w:t>可13:14</w:t>
+      </w:r>
       <w:r>
         <w:rPr>
           <w:lang w:val="zh_TW" w:bidi="zh_TW"/>
         </w:rPr>
         <w:t>；</w:t>
       </w:r>
-      <w:hyperlink r:id="rId40">
-        <w:r>
-          <w:rPr>
-            <w:lang w:val="zh_TW" w:bidi="zh_TW"/>
-          </w:rPr>
-          <w:rPr>
-            <w:color w:val="0000EE"/>
-            <w:u w:val="single"/>
-          </w:rPr>
-          <w:t>帖後2:5–12</w:t>
-        </w:r>
-      </w:hyperlink>
+      <w:r>
+        <w:rPr>
+          <w:lang w:val="zh_TW" w:bidi="zh_TW"/>
+        </w:rPr>
+        <w:t>帖後2:5–12</w:t>
+      </w:r>
       <w:r>
         <w:rPr>
           <w:lang w:val="zh_TW" w:bidi="zh_TW"/>
         </w:rPr>
         <w:t>；</w:t>
       </w:r>
-      <w:hyperlink r:id="rId22">
-        <w:r>
-          <w:rPr>
-            <w:lang w:val="zh_TW" w:bidi="zh_TW"/>
-          </w:rPr>
-          <w:rPr>
-            <w:color w:val="0000EE"/>
-            <w:u w:val="single"/>
-          </w:rPr>
-          <w:t>約二1:7</w:t>
-        </w:r>
-      </w:hyperlink>
+      <w:r>
+        <w:rPr>
+          <w:lang w:val="zh_TW" w:bidi="zh_TW"/>
+        </w:rPr>
+        <w:t>約二1:7</w:t>
+      </w:r>
       <w:r>
         <w:rPr>
           <w:lang w:val="zh_TW" w:bidi="zh_TW"/>
         </w:rPr>
         <w:t>；</w:t>
       </w:r>
-      <w:hyperlink r:id="rId41">
-        <w:r>
-          <w:rPr>
-            <w:lang w:val="zh_TW" w:bidi="zh_TW"/>
-          </w:rPr>
-          <w:rPr>
-            <w:color w:val="0000EE"/>
-            <w:u w:val="single"/>
-          </w:rPr>
-          <w:t>啟13:1–10</w:t>
-        </w:r>
-      </w:hyperlink>
+      <w:r>
+        <w:rPr>
+          <w:lang w:val="zh_TW" w:bidi="zh_TW"/>
+        </w:rPr>
+        <w:t>啟13:1–10</w:t>
+      </w:r>
       <w:r>
         <w:rPr>
           <w:lang w:val="zh_TW" w:bidi="zh_TW"/>
         </w:rPr>
         <w:t>，</w:t>
       </w:r>
-      <w:hyperlink r:id="rId28">
-        <w:r>
-          <w:rPr>
-            <w:lang w:val="zh_TW" w:bidi="zh_TW"/>
-          </w:rPr>
-          <w:rPr>
-            <w:color w:val="0000EE"/>
-            <w:u w:val="single"/>
-          </w:rPr>
-          <w:t>20:10</w:t>
-        </w:r>
-      </w:hyperlink>
+      <w:r>
+        <w:rPr>
+          <w:lang w:val="zh_TW" w:bidi="zh_TW"/>
+        </w:rPr>
+        <w:t>20:10</w:t>
+      </w:r>
       <w:r>
         <w:rPr>
           <w:lang w:val="zh_TW" w:bidi="zh_TW"/>
@@ -994,102 +790,60 @@
         </w:rPr>
         <w:t>翻譯為「小信」的希臘文詞語及相關表達，在馬太福音中出現了五次（</w:t>
       </w:r>
-      <w:hyperlink r:id="rId42">
-        <w:r>
-          <w:rPr>
-            <w:lang w:val="zh_TW" w:bidi="zh_TW"/>
-          </w:rPr>
-          <w:rPr>
-            <w:color w:val="0000EE"/>
-            <w:u w:val="single"/>
-          </w:rPr>
-          <w:t>太6:30，</w:t>
-        </w:r>
-      </w:hyperlink>
-      <w:hyperlink r:id="rId43">
-        <w:r>
-          <w:rPr>
-            <w:lang w:val="zh_TW" w:bidi="zh_TW"/>
-          </w:rPr>
-          <w:rPr>
-            <w:color w:val="0000EE"/>
-            <w:u w:val="single"/>
-          </w:rPr>
-          <w:t>8:26，</w:t>
-        </w:r>
-      </w:hyperlink>
-      <w:hyperlink r:id="rId44">
-        <w:r>
-          <w:rPr>
-            <w:lang w:val="zh_TW" w:bidi="zh_TW"/>
-          </w:rPr>
-          <w:rPr>
-            <w:color w:val="0000EE"/>
-            <w:u w:val="single"/>
-          </w:rPr>
-          <w:t>14:31，</w:t>
-        </w:r>
-      </w:hyperlink>
-      <w:hyperlink r:id="rId45">
-        <w:r>
-          <w:rPr>
-            <w:lang w:val="zh_TW" w:bidi="zh_TW"/>
-          </w:rPr>
-          <w:rPr>
-            <w:color w:val="0000EE"/>
-            <w:u w:val="single"/>
-          </w:rPr>
-          <w:t>16:8，</w:t>
-        </w:r>
-      </w:hyperlink>
-      <w:hyperlink r:id="rId46">
-        <w:r>
-          <w:rPr>
-            <w:lang w:val="zh_TW" w:bidi="zh_TW"/>
-          </w:rPr>
-          <w:rPr>
-            <w:color w:val="0000EE"/>
-            <w:u w:val="single"/>
-          </w:rPr>
-          <w:t>17:20</w:t>
-        </w:r>
-      </w:hyperlink>
+      <w:r>
+        <w:rPr>
+          <w:lang w:val="zh_TW" w:bidi="zh_TW"/>
+        </w:rPr>
+        <w:t>太6:30，</w:t>
+      </w:r>
+      <w:r>
+        <w:rPr>
+          <w:lang w:val="zh_TW" w:bidi="zh_TW"/>
+        </w:rPr>
+        <w:t>8:26，</w:t>
+      </w:r>
+      <w:r>
+        <w:rPr>
+          <w:lang w:val="zh_TW" w:bidi="zh_TW"/>
+        </w:rPr>
+        <w:t>14:31，</w:t>
+      </w:r>
+      <w:r>
+        <w:rPr>
+          <w:lang w:val="zh_TW" w:bidi="zh_TW"/>
+        </w:rPr>
+        <w:t>16:8，</w:t>
+      </w:r>
+      <w:r>
+        <w:rPr>
+          <w:lang w:val="zh_TW" w:bidi="zh_TW"/>
+        </w:rPr>
+        <w:t>17:20</w:t>
+      </w:r>
       <w:r>
         <w:rPr>
           <w:lang w:val="zh_TW" w:bidi="zh_TW"/>
         </w:rPr>
         <w:t>），在路加福音出現一次（</w:t>
       </w:r>
-      <w:hyperlink r:id="rId47">
-        <w:r>
-          <w:rPr>
-            <w:lang w:val="zh_TW" w:bidi="zh_TW"/>
-          </w:rPr>
-          <w:rPr>
-            <w:color w:val="0000EE"/>
-            <w:u w:val="single"/>
-          </w:rPr>
-          <w:t>路12:28</w:t>
-        </w:r>
-      </w:hyperlink>
+      <w:r>
+        <w:rPr>
+          <w:lang w:val="zh_TW" w:bidi="zh_TW"/>
+        </w:rPr>
+        <w:t>路12:28</w:t>
+      </w:r>
       <w:r>
         <w:rPr>
           <w:lang w:val="zh_TW" w:bidi="zh_TW"/>
         </w:rPr>
         <w:t>；參</w:t>
       </w:r>
-      <w:hyperlink r:id="rId48">
-        <w:r>
-          <w:rPr>
-            <w:lang w:val="zh_TW" w:bidi="zh_TW"/>
-          </w:rPr>
-          <w:rPr>
-            <w:color w:val="0000EE"/>
-            <w:u w:val="single"/>
-          </w:rPr>
-          <w:t>雅1:6–7</w:t>
-        </w:r>
-      </w:hyperlink>
+      <w:r>
+        <w:rPr>
+          <w:lang w:val="zh_TW" w:bidi="zh_TW"/>
+        </w:rPr>
+        <w:t>雅1:6–7</w:t>
+      </w:r>
       <w:r>
         <w:rPr>
           <w:lang w:val="zh_TW" w:bidi="zh_TW"/>
@@ -1110,36 +864,24 @@
         </w:rPr>
         <w:t>在馬太福音中，「小信」通常指門徒在某些情況下缺乏認識或信靠（</w:t>
       </w:r>
-      <w:hyperlink r:id="rId49">
-        <w:r>
-          <w:rPr>
-            <w:lang w:val="zh_TW" w:bidi="zh_TW"/>
-          </w:rPr>
-          <w:rPr>
-            <w:color w:val="0000EE"/>
-            <w:u w:val="single"/>
-          </w:rPr>
-          <w:t>太16:8–11</w:t>
-        </w:r>
-      </w:hyperlink>
+      <w:r>
+        <w:rPr>
+          <w:lang w:val="zh_TW" w:bidi="zh_TW"/>
+        </w:rPr>
+        <w:t>太16:8–11</w:t>
+      </w:r>
       <w:r>
         <w:rPr>
           <w:lang w:val="zh_TW" w:bidi="zh_TW"/>
         </w:rPr>
         <w:t>）。若是長期缺乏信心，就被稱為「不信」（見</w:t>
       </w:r>
-      <w:hyperlink r:id="rId50">
-        <w:r>
-          <w:rPr>
-            <w:lang w:val="zh_TW" w:bidi="zh_TW"/>
-          </w:rPr>
-          <w:rPr>
-            <w:color w:val="0000EE"/>
-            <w:u w:val="single"/>
-          </w:rPr>
-          <w:t>太13:58</w:t>
-        </w:r>
-      </w:hyperlink>
+      <w:r>
+        <w:rPr>
+          <w:lang w:val="zh_TW" w:bidi="zh_TW"/>
+        </w:rPr>
+        <w:t>太13:58</w:t>
+      </w:r>
       <w:r>
         <w:rPr>
           <w:lang w:val="zh_TW" w:bidi="zh_TW"/>
@@ -1178,18 +920,12 @@
         </w:rPr>
         <w:t>當門徒不了解自己的價值，或懷疑神的保護時（</w:t>
       </w:r>
-      <w:hyperlink r:id="rId42">
-        <w:r>
-          <w:rPr>
-            <w:lang w:val="zh_TW" w:bidi="zh_TW"/>
-          </w:rPr>
-          <w:rPr>
-            <w:color w:val="0000EE"/>
-            <w:u w:val="single"/>
-          </w:rPr>
-          <w:t>6:30</w:t>
-        </w:r>
-      </w:hyperlink>
+      <w:r>
+        <w:rPr>
+          <w:lang w:val="zh_TW" w:bidi="zh_TW"/>
+        </w:rPr>
+        <w:t>6:30</w:t>
+      </w:r>
       <w:r>
         <w:rPr>
           <w:lang w:val="zh_TW" w:bidi="zh_TW"/>
@@ -1214,36 +950,24 @@
         </w:rPr>
         <w:t>當門徒在危險中不信靠神的保護時（</w:t>
       </w:r>
-      <w:hyperlink r:id="rId43">
-        <w:r>
-          <w:rPr>
-            <w:lang w:val="zh_TW" w:bidi="zh_TW"/>
-          </w:rPr>
-          <w:rPr>
-            <w:color w:val="0000EE"/>
-            <w:u w:val="single"/>
-          </w:rPr>
-          <w:t>8:26</w:t>
-        </w:r>
-      </w:hyperlink>
+      <w:r>
+        <w:rPr>
+          <w:lang w:val="zh_TW" w:bidi="zh_TW"/>
+        </w:rPr>
+        <w:t>8:26</w:t>
+      </w:r>
       <w:r>
         <w:rPr>
           <w:lang w:val="zh_TW" w:bidi="zh_TW"/>
         </w:rPr>
         <w:t>，</w:t>
       </w:r>
-      <w:hyperlink r:id="rId44">
-        <w:r>
-          <w:rPr>
-            <w:lang w:val="zh_TW" w:bidi="zh_TW"/>
-          </w:rPr>
-          <w:rPr>
-            <w:color w:val="0000EE"/>
-            <w:u w:val="single"/>
-          </w:rPr>
-          <w:t>14:31</w:t>
-        </w:r>
-      </w:hyperlink>
+      <w:r>
+        <w:rPr>
+          <w:lang w:val="zh_TW" w:bidi="zh_TW"/>
+        </w:rPr>
+        <w:t>14:31</w:t>
+      </w:r>
       <w:r>
         <w:rPr>
           <w:lang w:val="zh_TW" w:bidi="zh_TW"/>
@@ -1268,18 +992,12 @@
         </w:rPr>
         <w:t>當門徒誤解耶穌關於酵的教導時（</w:t>
       </w:r>
-      <w:hyperlink r:id="rId45">
-        <w:r>
-          <w:rPr>
-            <w:lang w:val="zh_TW" w:bidi="zh_TW"/>
-          </w:rPr>
-          <w:rPr>
-            <w:color w:val="0000EE"/>
-            <w:u w:val="single"/>
-          </w:rPr>
-          <w:t>16:8</w:t>
-        </w:r>
-      </w:hyperlink>
+      <w:r>
+        <w:rPr>
+          <w:lang w:val="zh_TW" w:bidi="zh_TW"/>
+        </w:rPr>
+        <w:t>16:8</w:t>
+      </w:r>
       <w:r>
         <w:rPr>
           <w:lang w:val="zh_TW" w:bidi="zh_TW"/>
@@ -1304,18 +1022,12 @@
         </w:rPr>
         <w:t>當門徒無法趕鬼時（</w:t>
       </w:r>
-      <w:hyperlink r:id="rId46">
-        <w:r>
-          <w:rPr>
-            <w:lang w:val="zh_TW" w:bidi="zh_TW"/>
-          </w:rPr>
-          <w:rPr>
-            <w:color w:val="0000EE"/>
-            <w:u w:val="single"/>
-          </w:rPr>
-          <w:t>17:20</w:t>
-        </w:r>
-      </w:hyperlink>
+      <w:r>
+        <w:rPr>
+          <w:lang w:val="zh_TW" w:bidi="zh_TW"/>
+        </w:rPr>
+        <w:t>17:20</w:t>
+      </w:r>
       <w:r>
         <w:rPr>
           <w:lang w:val="zh_TW" w:bidi="zh_TW"/>
@@ -1383,30 +1095,18 @@
         </w:rPr>
         <w:t>（接受真理）。馬太對「小信」的關注，主要關於門徒在某些時刻缺乏信靠，而非指他們不信耶穌是主和救主。耶穌希望祂的跟隨者不僅相信他，還要信靠祂、愛祂和順服祂（見</w:t>
       </w:r>
-      <w:hyperlink r:id="rId51">
-        <w:r>
-          <w:rPr>
-            <w:lang w:val="zh_TW" w:bidi="zh_TW"/>
-          </w:rPr>
-          <w:rPr>
-            <w:color w:val="0000EE"/>
-            <w:u w:val="single"/>
-          </w:rPr>
-          <w:t>太7:21–29，</w:t>
-        </w:r>
-      </w:hyperlink>
-      <w:hyperlink r:id="rId52">
-        <w:r>
-          <w:rPr>
-            <w:lang w:val="zh_TW" w:bidi="zh_TW"/>
-          </w:rPr>
-          <w:rPr>
-            <w:color w:val="0000EE"/>
-            <w:u w:val="single"/>
-          </w:rPr>
-          <w:t>22:34–40</w:t>
-        </w:r>
-      </w:hyperlink>
+      <w:r>
+        <w:rPr>
+          <w:lang w:val="zh_TW" w:bidi="zh_TW"/>
+        </w:rPr>
+        <w:t>太7:21–29，</w:t>
+      </w:r>
+      <w:r>
+        <w:rPr>
+          <w:lang w:val="zh_TW" w:bidi="zh_TW"/>
+        </w:rPr>
+        <w:t>22:34–40</w:t>
+      </w:r>
       <w:r>
         <w:rPr>
           <w:lang w:val="zh_TW" w:bidi="zh_TW"/>
@@ -1436,138 +1136,78 @@
           <w:lang w:val="zh_TW" w:bidi="zh_TW"/>
         </w:rPr>
       </w:r>
-      <w:hyperlink r:id="rId42">
-        <w:r>
-          <w:rPr>
-            <w:lang w:val="zh_TW" w:bidi="zh_TW"/>
-          </w:rPr>
-          <w:rPr>
-            <w:color w:val="0000EE"/>
-            <w:u w:val="single"/>
-          </w:rPr>
-          <w:t>太6:30，</w:t>
-        </w:r>
-      </w:hyperlink>
-      <w:hyperlink r:id="rId51">
-        <w:r>
-          <w:rPr>
-            <w:lang w:val="zh_TW" w:bidi="zh_TW"/>
-          </w:rPr>
-          <w:rPr>
-            <w:color w:val="0000EE"/>
-            <w:u w:val="single"/>
-          </w:rPr>
-          <w:t>7:21–29，</w:t>
-        </w:r>
-      </w:hyperlink>
-      <w:hyperlink r:id="rId43">
-        <w:r>
-          <w:rPr>
-            <w:lang w:val="zh_TW" w:bidi="zh_TW"/>
-          </w:rPr>
-          <w:rPr>
-            <w:color w:val="0000EE"/>
-            <w:u w:val="single"/>
-          </w:rPr>
-          <w:t>8:26，</w:t>
-        </w:r>
-      </w:hyperlink>
-      <w:hyperlink r:id="rId50">
-        <w:r>
-          <w:rPr>
-            <w:lang w:val="zh_TW" w:bidi="zh_TW"/>
-          </w:rPr>
-          <w:rPr>
-            <w:color w:val="0000EE"/>
-            <w:u w:val="single"/>
-          </w:rPr>
-          <w:t>13:58，</w:t>
-        </w:r>
-      </w:hyperlink>
-      <w:hyperlink r:id="rId44">
-        <w:r>
-          <w:rPr>
-            <w:lang w:val="zh_TW" w:bidi="zh_TW"/>
-          </w:rPr>
-          <w:rPr>
-            <w:color w:val="0000EE"/>
-            <w:u w:val="single"/>
-          </w:rPr>
-          <w:t>14:31，</w:t>
-        </w:r>
-      </w:hyperlink>
-      <w:hyperlink r:id="rId45">
-        <w:r>
-          <w:rPr>
-            <w:lang w:val="zh_TW" w:bidi="zh_TW"/>
-          </w:rPr>
-          <w:rPr>
-            <w:color w:val="0000EE"/>
-            <w:u w:val="single"/>
-          </w:rPr>
-          <w:t>16:8，</w:t>
-        </w:r>
-      </w:hyperlink>
-      <w:hyperlink r:id="rId46">
-        <w:r>
-          <w:rPr>
-            <w:lang w:val="zh_TW" w:bidi="zh_TW"/>
-          </w:rPr>
-          <w:rPr>
-            <w:color w:val="0000EE"/>
-            <w:u w:val="single"/>
-          </w:rPr>
-          <w:t>17:20，</w:t>
-        </w:r>
-      </w:hyperlink>
-      <w:hyperlink r:id="rId52">
-        <w:r>
-          <w:rPr>
-            <w:lang w:val="zh_TW" w:bidi="zh_TW"/>
-          </w:rPr>
-          <w:rPr>
-            <w:color w:val="0000EE"/>
-            <w:u w:val="single"/>
-          </w:rPr>
-          <w:t>22:34–40</w:t>
-        </w:r>
-      </w:hyperlink>
+      <w:r>
+        <w:rPr>
+          <w:lang w:val="zh_TW" w:bidi="zh_TW"/>
+        </w:rPr>
+        <w:t>太6:30，</w:t>
+      </w:r>
+      <w:r>
+        <w:rPr>
+          <w:lang w:val="zh_TW" w:bidi="zh_TW"/>
+        </w:rPr>
+        <w:t>7:21–29，</w:t>
+      </w:r>
+      <w:r>
+        <w:rPr>
+          <w:lang w:val="zh_TW" w:bidi="zh_TW"/>
+        </w:rPr>
+        <w:t>8:26，</w:t>
+      </w:r>
+      <w:r>
+        <w:rPr>
+          <w:lang w:val="zh_TW" w:bidi="zh_TW"/>
+        </w:rPr>
+        <w:t>13:58，</w:t>
+      </w:r>
+      <w:r>
+        <w:rPr>
+          <w:lang w:val="zh_TW" w:bidi="zh_TW"/>
+        </w:rPr>
+        <w:t>14:31，</w:t>
+      </w:r>
+      <w:r>
+        <w:rPr>
+          <w:lang w:val="zh_TW" w:bidi="zh_TW"/>
+        </w:rPr>
+        <w:t>16:8，</w:t>
+      </w:r>
+      <w:r>
+        <w:rPr>
+          <w:lang w:val="zh_TW" w:bidi="zh_TW"/>
+        </w:rPr>
+        <w:t>17:20，</w:t>
+      </w:r>
+      <w:r>
+        <w:rPr>
+          <w:lang w:val="zh_TW" w:bidi="zh_TW"/>
+        </w:rPr>
+        <w:t>22:34–40</w:t>
+      </w:r>
       <w:r>
         <w:rPr>
           <w:lang w:val="zh_TW" w:bidi="zh_TW"/>
         </w:rPr>
         <w:t>；</w:t>
       </w:r>
-      <w:hyperlink r:id="rId47">
-        <w:r>
-          <w:rPr>
-            <w:lang w:val="zh_TW" w:bidi="zh_TW"/>
-          </w:rPr>
-          <w:rPr>
-            <w:color w:val="0000EE"/>
-            <w:u w:val="single"/>
-          </w:rPr>
-          <w:t>路12:28</w:t>
-        </w:r>
-      </w:hyperlink>
+      <w:r>
+        <w:rPr>
+          <w:lang w:val="zh_TW" w:bidi="zh_TW"/>
+        </w:rPr>
+        <w:t>路12:28</w:t>
+      </w:r>
       <w:r>
         <w:rPr>
           <w:lang w:val="zh_TW" w:bidi="zh_TW"/>
         </w:rPr>
         <w:t>；</w:t>
       </w:r>
-      <w:hyperlink r:id="rId53">
-        <w:r>
-          <w:rPr>
-            <w:lang w:val="zh_TW" w:bidi="zh_TW"/>
-          </w:rPr>
-          <w:rPr>
-            <w:color w:val="0000EE"/>
-            <w:u w:val="single"/>
-          </w:rPr>
-          <w:t>雅1:6–8</w:t>
-        </w:r>
-      </w:hyperlink>
+      <w:r>
+        <w:rPr>
+          <w:lang w:val="zh_TW" w:bidi="zh_TW"/>
+        </w:rPr>
+        <w:t>雅1:6–8</w:t>
+      </w:r>
       <w:r>
         <w:rPr>
           <w:lang w:val="zh_TW" w:bidi="zh_TW"/>
